--- a/reports/turn-in/report/report.docx
+++ b/reports/turn-in/report/report.docx
@@ -235,7 +235,7 @@
     </w:p>
     <w:p>
       <w:r>
-        <w:t xml:space="preserve">The three trade studies converge on a coherent architecture. The UR30 runs a URScript program on its teach pendant that writes extrusion commands to RTDE output registers. A Raspberry Pi on the same Ethernet segment runs a Python bridge daemon that reads these registers at 125 Hz, translates them to Klipper </w:t>
+        <w:t xml:space="preserve">The three trade studies converge on a coherent architecture. URScript on the UR30 writes extrusion commands to RTDE output registers. A Raspberry Pi on the same Ethernet segment runs a Python bridge daemon that reads them at 125 Hz, translates them to Klipper </w:t>
       </w:r>
       <w:r>
         <w:rPr>
@@ -244,12 +244,12 @@
         <w:t>MANUAL_STEPPER</w:t>
       </w:r>
       <w:r>
-        <w:t xml:space="preserve"> G-code, and sends them to the Klipper host process (klippy) over a Unix domain socket. Klippy plans motion and transmits binary step-timing commands to the SKR Pico over USB serial at 12 Mbps. The RP2040 generates precisely timed step and direction pulses for the TMC2209 driver, which drives the NEMA-17-class stepper in silent StealthChop mode. Status flows back through the same chain to the UR30 via RTDE input registers.</w:t>
+        <w:t xml:space="preserve"> G-code, and forwards them to klippy over a Unix domain socket. Klippy plans motion and sends step timing to the SKR Pico over 12 Mbps USB serial. The RP2040 drives the TMC2209 in silent StealthChop mode, which steps the NEMA-17-class motor. Status flows back through the same chain to RTDE input registers.</w:t>
       </w:r>
     </w:p>
     <w:p>
       <w:r>
-        <w:t xml:space="preserve">A key design decision was to use Klipper's </w:t>
+        <w:t xml:space="preserve">We use Klipper's </w:t>
       </w:r>
       <w:r>
         <w:rPr>
@@ -258,7 +258,7 @@
         <w:t>[manual_stepper]</w:t>
       </w:r>
       <w:r>
-        <w:t xml:space="preserve"> configuration rather than the </w:t>
+        <w:t xml:space="preserve"> rather than </w:t>
       </w:r>
       <w:r>
         <w:rPr>
@@ -267,16 +267,7 @@
         <w:t>[extruder]</w:t>
       </w:r>
       <w:r>
-        <w:t xml:space="preserve"> configuration: </w:t>
-      </w:r>
-      <w:r>
-        <w:rPr>
-          <w:rFonts w:ascii="Courier New" w:hAnsi="Courier New"/>
-        </w:rPr>
-        <w:t>manual_stepper</w:t>
-      </w:r>
-      <w:r>
-        <w:t xml:space="preserve"> gives direct position and velocity commands via G-code without requiring a thermistor or heater, which are irrelevant to paste extrusion. The Pi400 originally planned as a slave serial bridge was removed from the real-time path once direct USB serial to the SKR Pico was proven; it now serves only as an optional development/HMI terminal via SSH and Mainsail.</w:t>
+        <w:t xml:space="preserve"> because it exposes direct position/velocity G-code without requiring a thermistor or heater — neither applies to paste extrusion. The Pi400 originally planned as a serial-bridge slave was dropped from the real-time path once direct USB to the SKR Pico was proven; it now serves only as an optional HMI via SSH and Mainsail.</w:t>
       </w:r>
     </w:p>
     <w:p>
@@ -315,7 +306,7 @@
     </w:p>
     <w:p>
       <w:r>
-        <w:t xml:space="preserve">Four software components form the signal chain. The </w:t>
+        <w:t xml:space="preserve">Four components form the signal chain. </w:t>
       </w:r>
       <w:r>
         <w:rPr>
@@ -324,7 +315,7 @@
         <w:t>URScript</w:t>
       </w:r>
       <w:r>
-        <w:t xml:space="preserve"> program on the UR30 writes commanded mode, rate, TCP speed, and enable/e-stop/home bits to output registers at 500 Hz. The </w:t>
+        <w:t xml:space="preserve"> writes mode, rate, TCP speed, and control bits to the output registers at 500 Hz. The </w:t>
       </w:r>
       <w:r>
         <w:rPr>
@@ -333,7 +324,7 @@
         <w:t>bridge daemon</w:t>
       </w:r>
       <w:r>
-        <w:t xml:space="preserve"> (Python 3, 11 modules, 479 tests, 100 % coverage) is a single-threaded loop at 125 Hz: </w:t>
+        <w:t xml:space="preserve"> (Python 3, 11 modules, 479 tests, 100 % coverage) runs a single-threaded 125 Hz loop: </w:t>
       </w:r>
       <w:r>
         <w:rPr>
@@ -342,7 +333,7 @@
         <w:t>rtde_client</w:t>
       </w:r>
       <w:r>
-        <w:t xml:space="preserve"> reads output registers, a state machine in </w:t>
+        <w:t xml:space="preserve"> reads output registers, </w:t>
       </w:r>
       <w:r>
         <w:rPr>
@@ -351,7 +342,7 @@
         <w:t>bridge_daemon</w:t>
       </w:r>
       <w:r>
-        <w:t xml:space="preserve"> applies the MAX_EXTRUSION_RATE clamp and handles mode transitions, </w:t>
+        <w:t xml:space="preserve">'s state machine clamps to MAX_EXTRUSION_RATE and handles mode transitions, </w:t>
       </w:r>
       <w:r>
         <w:rPr>
@@ -378,7 +369,7 @@
         <w:t>watchdog</w:t>
       </w:r>
       <w:r>
-        <w:t xml:space="preserve"> stops the stepper if no RTDE packet arrives within 500 ms. Optional </w:t>
+        <w:t xml:space="preserve"> stops the stepper if no RTDE packet arrives within 500 ms. </w:t>
       </w:r>
       <w:r>
         <w:rPr>
@@ -387,7 +378,7 @@
         <w:t>extrusion_profile</w:t>
       </w:r>
       <w:r>
-        <w:t xml:space="preserve"> applies linear, polynomial, or lookup-table rate shaping; </w:t>
+        <w:t xml:space="preserve"> shapes rates linearly, polynomially, or via lookup table; </w:t>
       </w:r>
       <w:r>
         <w:rPr>
@@ -396,7 +387,7 @@
         <w:t>klipper_status</w:t>
       </w:r>
       <w:r>
-        <w:t xml:space="preserve"> polls TMC2209 diagnostics at 20 Hz (thermal, stall, open-load); </w:t>
+        <w:t xml:space="preserve"> polls TMC2209 diagnostics (thermal, stall, open-load) at 20 Hz; </w:t>
       </w:r>
       <w:r>
         <w:rPr>
@@ -405,7 +396,7 @@
         <w:t>stallguard_accumulator</w:t>
       </w:r>
       <w:r>
-        <w:t xml:space="preserve"> buffers StallGuard events and dumps them to CSV for Phase 4 analysis. </w:t>
+        <w:t xml:space="preserve"> buffers StallGuard events to CSV for Phase 4 analysis. </w:t>
       </w:r>
       <w:r>
         <w:rPr>
@@ -414,7 +405,7 @@
         <w:t>Klipper</w:t>
       </w:r>
       <w:r>
-        <w:t xml:space="preserve"> on the Pi handles motion planning with a 100 ms lookahead buffer and speaks the binary MCU protocol to the SKR Pico over USB-CDC at 12 Mbps [5]. </w:t>
+        <w:t xml:space="preserve"> on the Pi plans motion with a 100 ms lookahead buffer and speaks the binary MCU protocol to the SKR Pico over 12 Mbps USB-CDC [5]. </w:t>
       </w:r>
       <w:r>
         <w:rPr>
@@ -423,7 +414,7 @@
         <w:t>Klipper firmware</w:t>
       </w:r>
       <w:r>
-        <w:t xml:space="preserve"> on the RP2040 receives step events and drives the TMC2209 at 16x microstepping in StealthChop mode.</w:t>
+        <w:t xml:space="preserve"> on the RP2040 drives the TMC2209 at 16× microstepping in StealthChop.</w:t>
       </w:r>
     </w:p>
     <w:p>
@@ -630,7 +621,7 @@
     </w:p>
     <w:p>
       <w:r>
-        <w:t xml:space="preserve">The predicted end-to-end latency model (Table 1) decomposes into seven segments: RTDE output cycle (0–2 ms), Ethernet and switch (0.1–0.5 ms), Python bridge processing (0.5–2 ms), Unix socket to klippy (&lt; 0.5 ms), Klipper motion planning (1–5 ms), USB serial to RP2040 (0.5–1 ms), and MCU step generation (&lt; 0.1 ms), totalling 5–8 ms typical and approximately 20 ms worst case [internal: </w:t>
+        <w:t xml:space="preserve">The predicted end-to-end latency model (Table 1) decomposes into six signal-path segments from UR30 RTDE output cycle (0–2 ms) through MCU step generation (&lt; 0.1 ms), totalling 5–8 ms typical and approximately 20 ms worst case [internal: </w:t>
       </w:r>
       <w:r>
         <w:rPr>
@@ -639,7 +630,7 @@
         <w:t>docs/latency_analysis.md</w:t>
       </w:r>
       <w:r>
-        <w:t>]. At the maximum specified 50 mm/s extrusion speed, a 20 ms latency yields a 1.0 mm position error — at the upper edge of the acceptable range for paste dispensing, confirming the design target was correctly set.</w:t>
+        <w:t>]. At the maximum specified 50 mm/s extrusion speed, a 20 ms latency yields a 1.0 mm position error — at the upper edge of acceptable bead-width tolerance for paste dispensing, confirming the design target.</w:t>
       </w:r>
     </w:p>
     <w:p>

--- a/reports/turn-in/report/report.docx
+++ b/reports/turn-in/report/report.docx
@@ -294,6 +294,38 @@
     <w:p>
       <w:r>
         <w:t>The stepper connects to the SKR Pico E-axis driver header: step on gpio14, direction on gpio13, enable on gpio15 (active low), TMC2209 UART address 3 on the shared bus (gpio9 RX, gpio8 TX). The Pi connects only via USB-C to the SKR Pico and Ethernet to a gigabit switch. Estimated total draw is 1.0 A typical / 1.4 A peak at 24 V, leaving 1 A of margin on the 2 A continuous budget.</w:t>
+      </w:r>
+    </w:p>
+    <w:p>
+      <w:r>
+        <w:t xml:space="preserve">The lab network uses an unmanaged gigabit switch with no DHCP or router — a layer-2-only topology (Fig 3). UR30 sits at </w:t>
+      </w:r>
+      <w:r>
+        <w:rPr>
+          <w:rFonts w:ascii="Courier New" w:hAnsi="Courier New"/>
+        </w:rPr>
+        <w:t>192.168.0.3</w:t>
+      </w:r>
+      <w:r>
+        <w:t xml:space="preserve"> (factory default); the Pi holds a static </w:t>
+      </w:r>
+      <w:r>
+        <w:rPr>
+          <w:rFonts w:ascii="Courier New" w:hAnsi="Courier New"/>
+        </w:rPr>
+        <w:t>192.168.0.4/24</w:t>
+      </w:r>
+      <w:r>
+        <w:t xml:space="preserve"> lease that matches the UR30 installation's inbound-access whitelist. A dev laptop joins at </w:t>
+      </w:r>
+      <w:r>
+        <w:rPr>
+          <w:rFonts w:ascii="Courier New" w:hAnsi="Courier New"/>
+        </w:rPr>
+        <w:t>192.168.0.100</w:t>
+      </w:r>
+      <w:r>
+        <w:t xml:space="preserve"> on demand. This eliminates DNS/DHCP as failure modes and keeps round-trip ping under 1 ms.</w:t>
       </w:r>
     </w:p>
     <w:p>
@@ -609,6 +641,11 @@
       </w:r>
       <w:r>
         <w:t>, TP-06) validates the Core1 StallGuard overlay: the Core1 firmware monitors the TMC2209 DIAG pin and propagates stall events to a Klipper MCU command, through a klippy extras module, into an RTDE input register, and up to the URScript program. Measured results are in Table 5.</w:t>
+      </w:r>
+    </w:p>
+    <w:p>
+      <w:r>
+        <w:t>First end-to-end motor rotation under UR30 command was achieved 2026-04-22: a URScript ramp-hold-ramp profile drove the pump shaft cleanly at 4 mm/s through the full chain (URScript → RTDE → bridge → Klipper → TMC2209 → pump). Measured latency and accuracy remain deferred to a follow-on capture run.</w:t>
       </w:r>
     </w:p>
     <w:p>
@@ -1987,7 +2024,7 @@
           <w:p>
             <w:r/>
             <w:r>
-              <w:t>output_int_register_0</w:t>
+              <w:t>output_int_register_12</w:t>
             </w:r>
           </w:p>
         </w:tc>
@@ -2033,7 +2070,7 @@
           <w:p>
             <w:r/>
             <w:r>
-              <w:t>output_double_register_0</w:t>
+              <w:t>output_double_register_12</w:t>
             </w:r>
           </w:p>
         </w:tc>
@@ -2079,7 +2116,7 @@
           <w:p>
             <w:r/>
             <w:r>
-              <w:t>output_double_register_1</w:t>
+              <w:t>output_double_register_13</w:t>
             </w:r>
           </w:p>
         </w:tc>
@@ -2114,144 +2151,6 @@
           <w:p>
             <w:r/>
             <w:r>
-              <w:t>UR30 → Pi</w:t>
-            </w:r>
-          </w:p>
-        </w:tc>
-        <w:tc>
-          <w:tcPr>
-            <w:tcW w:type="dxa" w:w="2160"/>
-          </w:tcPr>
-          <w:p>
-            <w:r/>
-            <w:r>
-              <w:t>output_bit_register_64</w:t>
-            </w:r>
-          </w:p>
-        </w:tc>
-        <w:tc>
-          <w:tcPr>
-            <w:tcW w:type="dxa" w:w="2160"/>
-          </w:tcPr>
-          <w:p>
-            <w:r/>
-            <w:r>
-              <w:t>BOOL</w:t>
-            </w:r>
-          </w:p>
-        </w:tc>
-        <w:tc>
-          <w:tcPr>
-            <w:tcW w:type="dxa" w:w="2160"/>
-          </w:tcPr>
-          <w:p>
-            <w:r/>
-            <w:r>
-              <w:t>Enable</w:t>
-            </w:r>
-          </w:p>
-        </w:tc>
-      </w:tr>
-      <w:tr>
-        <w:tc>
-          <w:tcPr>
-            <w:tcW w:type="dxa" w:w="2160"/>
-          </w:tcPr>
-          <w:p>
-            <w:r/>
-            <w:r>
-              <w:t>UR30 → Pi</w:t>
-            </w:r>
-          </w:p>
-        </w:tc>
-        <w:tc>
-          <w:tcPr>
-            <w:tcW w:type="dxa" w:w="2160"/>
-          </w:tcPr>
-          <w:p>
-            <w:r/>
-            <w:r>
-              <w:t>output_bit_register_65</w:t>
-            </w:r>
-          </w:p>
-        </w:tc>
-        <w:tc>
-          <w:tcPr>
-            <w:tcW w:type="dxa" w:w="2160"/>
-          </w:tcPr>
-          <w:p>
-            <w:r/>
-            <w:r>
-              <w:t>BOOL</w:t>
-            </w:r>
-          </w:p>
-        </w:tc>
-        <w:tc>
-          <w:tcPr>
-            <w:tcW w:type="dxa" w:w="2160"/>
-          </w:tcPr>
-          <w:p>
-            <w:r/>
-            <w:r>
-              <w:t>Emergency stop</w:t>
-            </w:r>
-          </w:p>
-        </w:tc>
-      </w:tr>
-      <w:tr>
-        <w:tc>
-          <w:tcPr>
-            <w:tcW w:type="dxa" w:w="2160"/>
-          </w:tcPr>
-          <w:p>
-            <w:r/>
-            <w:r>
-              <w:t>UR30 → Pi</w:t>
-            </w:r>
-          </w:p>
-        </w:tc>
-        <w:tc>
-          <w:tcPr>
-            <w:tcW w:type="dxa" w:w="2160"/>
-          </w:tcPr>
-          <w:p>
-            <w:r/>
-            <w:r>
-              <w:t>output_bit_register_66</w:t>
-            </w:r>
-          </w:p>
-        </w:tc>
-        <w:tc>
-          <w:tcPr>
-            <w:tcW w:type="dxa" w:w="2160"/>
-          </w:tcPr>
-          <w:p>
-            <w:r/>
-            <w:r>
-              <w:t>BOOL</w:t>
-            </w:r>
-          </w:p>
-        </w:tc>
-        <w:tc>
-          <w:tcPr>
-            <w:tcW w:type="dxa" w:w="2160"/>
-          </w:tcPr>
-          <w:p>
-            <w:r/>
-            <w:r>
-              <w:t>Home command</w:t>
-            </w:r>
-          </w:p>
-        </w:tc>
-      </w:tr>
-      <w:tr>
-        <w:tc>
-          <w:tcPr>
-            <w:tcW w:type="dxa" w:w="2160"/>
-          </w:tcPr>
-          <w:p>
-            <w:r/>
-            <w:r>
               <w:t>Pi → UR30</w:t>
             </w:r>
           </w:p>
@@ -2263,7 +2162,7 @@
           <w:p>
             <w:r/>
             <w:r>
-              <w:t>input_int_register_0</w:t>
+              <w:t>input_int_register_18</w:t>
             </w:r>
           </w:p>
         </w:tc>
@@ -2309,7 +2208,7 @@
           <w:p>
             <w:r/>
             <w:r>
-              <w:t>input_int_register_1</w:t>
+              <w:t>input_int_register_19</w:t>
             </w:r>
           </w:p>
         </w:tc>
@@ -2355,7 +2254,7 @@
           <w:p>
             <w:r/>
             <w:r>
-              <w:t>input_double_register_0</w:t>
+              <w:t>input_double_register_18</w:t>
             </w:r>
           </w:p>
         </w:tc>
@@ -2401,7 +2300,7 @@
           <w:p>
             <w:r/>
             <w:r>
-              <w:t>input_bit_register_64</w:t>
+              <w:t>input_double_register_19</w:t>
             </w:r>
           </w:p>
         </w:tc>
@@ -2412,7 +2311,7 @@
           <w:p>
             <w:r/>
             <w:r>
-              <w:t>BOOL</w:t>
+              <w:t>DOUBLE</w:t>
             </w:r>
           </w:p>
         </w:tc>
@@ -2423,59 +2322,51 @@
           <w:p>
             <w:r/>
             <w:r>
-              <w:t>Ready flag</w:t>
-            </w:r>
-          </w:p>
-        </w:tc>
-      </w:tr>
-      <w:tr>
-        <w:tc>
-          <w:tcPr>
-            <w:tcW w:type="dxa" w:w="2160"/>
-          </w:tcPr>
-          <w:p>
-            <w:r/>
-            <w:r>
-              <w:t>Pi → UR30</w:t>
-            </w:r>
-          </w:p>
-        </w:tc>
-        <w:tc>
-          <w:tcPr>
-            <w:tcW w:type="dxa" w:w="2160"/>
-          </w:tcPr>
-          <w:p>
-            <w:r/>
-            <w:r>
-              <w:t>input_bit_register_65</w:t>
-            </w:r>
-          </w:p>
-        </w:tc>
-        <w:tc>
-          <w:tcPr>
-            <w:tcW w:type="dxa" w:w="2160"/>
-          </w:tcPr>
-          <w:p>
-            <w:r/>
-            <w:r>
-              <w:t>BOOL</w:t>
-            </w:r>
-          </w:p>
-        </w:tc>
-        <w:tc>
-          <w:tcPr>
-            <w:tcW w:type="dxa" w:w="2160"/>
-          </w:tcPr>
-          <w:p>
-            <w:r/>
-            <w:r>
-              <w:t>Fault flag</w:t>
+              <w:t>StallGuard load (0–255, lower = higher load)</w:t>
             </w:r>
           </w:p>
         </w:tc>
       </w:tr>
     </w:tbl>
     <w:p/>
+    <w:p>
+      <w:r>
+        <w:rPr>
+          <w:rFonts w:ascii="Courier New" w:hAnsi="Courier New"/>
+        </w:rPr>
+        <w:t>ur_rtde</w:t>
+      </w:r>
+      <w:r>
+        <w:t xml:space="preserve"> (SDU) Python bindings restrict int/double register indices to </w:t>
+      </w:r>
+      <w:r>
+        <w:rPr>
+          <w:rFonts w:ascii="Courier New" w:hAnsi="Courier New"/>
+        </w:rPr>
+        <w:t>[12,19]</w:t>
+      </w:r>
+      <w:r>
+        <w:t xml:space="preserve"> outbound and </w:t>
+      </w:r>
+      <w:r>
+        <w:rPr>
+          <w:rFonts w:ascii="Courier New" w:hAnsi="Courier New"/>
+        </w:rPr>
+        <w:t>[18,22]</w:t>
+      </w:r>
+      <w:r>
+        <w:t xml:space="preserve"> inbound; bit registers are not exposed on either side. The bridge therefore reads mode/rate/TCP from integer+double registers and no longer consumes the enable/estop/home bit registers (motion is gated on </w:t>
+      </w:r>
+      <w:r>
+        <w:rPr>
+          <w:rFonts w:ascii="Courier New" w:hAnsi="Courier New"/>
+        </w:rPr>
+        <w:t>mode != 0</w:t>
+      </w:r>
+      <w:r>
+        <w:t xml:space="preserve"> plus the 500 ms watchdog and the pendant E-stop).</w:t>
+      </w:r>
+    </w:p>
     <w:p>
       <w:pPr>
         <w:pStyle w:val="Heading3"/>
@@ -2578,6 +2469,58 @@
           <w:p>
             <w:r/>
             <w:r>
+              <w:t>End-to-end command → motion</w:t>
+            </w:r>
+          </w:p>
+        </w:tc>
+        <w:tc>
+          <w:tcPr>
+            <w:tcW w:type="dxa" w:w="2160"/>
+          </w:tcPr>
+          <w:p>
+            <w:r/>
+            <w:r>
+              <w:t>Shaft rotates at commanded rate</w:t>
+            </w:r>
+          </w:p>
+        </w:tc>
+        <w:tc>
+          <w:tcPr>
+            <w:tcW w:type="dxa" w:w="2160"/>
+          </w:tcPr>
+          <w:p>
+            <w:r/>
+            <w:r>
+              <w:t>Confirmed 4 mm/s ramp-hold-ramp 2026-04-22</w:t>
+            </w:r>
+          </w:p>
+        </w:tc>
+        <w:tc>
+          <w:tcPr>
+            <w:tcW w:type="dxa" w:w="2160"/>
+          </w:tcPr>
+          <w:p>
+            <w:r/>
+            <w:r>
+              <w:rPr>
+                <w:b/>
+              </w:rPr>
+              <w:t>Pass</w:t>
+            </w:r>
+            <w:r>
+              <w:t xml:space="preserve"> (qualitative)</w:t>
+            </w:r>
+          </w:p>
+        </w:tc>
+      </w:tr>
+      <w:tr>
+        <w:tc>
+          <w:tcPr>
+            <w:tcW w:type="dxa" w:w="2160"/>
+          </w:tcPr>
+          <w:p>
+            <w:r/>
+            <w:r>
               <w:t>End-to-end latency (typical)</w:t>
             </w:r>
           </w:p>
@@ -2611,7 +2554,7 @@
           <w:p>
             <w:r/>
             <w:r>
-              <w:t>[Deferred to Phase 4]</w:t>
+              <w:t>[Deferred — CSV capture run]</w:t>
             </w:r>
           </w:p>
         </w:tc>
@@ -2657,7 +2600,7 @@
           <w:p>
             <w:r/>
             <w:r>
-              <w:t>[Deferred to Phase 4]</w:t>
+              <w:t>[Deferred — CSV capture run]</w:t>
             </w:r>
           </w:p>
         </w:tc>
@@ -2703,7 +2646,7 @@
           <w:p>
             <w:r/>
             <w:r>
-              <w:t>[Deferred to Phase 4]</w:t>
+              <w:t>[Deferred — gravimetric run]</w:t>
             </w:r>
           </w:p>
         </w:tc>
@@ -2749,7 +2692,7 @@
           <w:p>
             <w:r/>
             <w:r>
-              <w:t>[Deferred to Phase 4]</w:t>
+              <w:t>[Deferred — fault-injection run]</w:t>
             </w:r>
           </w:p>
         </w:tc>
@@ -2795,7 +2738,7 @@
           <w:p>
             <w:r/>
             <w:r>
-              <w:t>[Deferred to Phase 4]</w:t>
+              <w:t>[Deferred — fault-injection run]</w:t>
             </w:r>
           </w:p>
         </w:tc>
